--- a/courts/fourth-circuit/court-of-appeals/answering-brief/docx/reference.docx
+++ b/courts/fourth-circuit/court-of-appeals/answering-brief/docx/reference.docx
@@ -44,7 +44,7 @@
   <w:docDefaults>
     <w:rPrDefault>
       <w:rPr>
-        <w:rFonts w:ascii="EB Garamond" w:hAnsi="EB Garamond" w:eastAsia="EB Garamond" w:cs="EB Garamond"/>
+        <w:rFonts w:ascii="Liberation Serif" w:hAnsi="Liberation Serif" w:eastAsia="Liberation Serif" w:cs="Liberation Serif"/>
         <w:sz w:val="28"/>
         <w:szCs w:val="28"/>
         <w:lang w:val="en-US"/>
